--- a/Character Templates/MS-Word/Dwarf/Dwarf Rogue Template.docx
+++ b/Character Templates/MS-Word/Dwarf/Dwarf Rogue Template.docx
@@ -379,7 +379,19 @@
       </w:r>
       <w:r>
         <w:rPr/>
-        <w:t xml:space="preserve">: Rogues are equally dexterous and deadly, bringing valuable skills to combat and exploration alike. Rogues deliver devastating sneak attacks to susceptible enemies. To perform a sneak attack, the rogue must spend inactive then succeed a </w:t>
+        <w:t xml:space="preserve">: Rogues are equally dexterous and deadly, bringing valuable skills to combat and exploration alike. Rogues deliver devastating sneak attacks to susceptible enemies. To perform a sneak attack, the rogue must spend </w:t>
+      </w:r>
+      <w:r>
+        <w:rPr/>
+        <w:t>one</w:t>
+      </w:r>
+      <w:r>
+        <w:rPr/>
+        <w:t xml:space="preserve"> turn</w:t>
+      </w:r>
+      <w:r>
+        <w:rPr/>
+        <w:t xml:space="preserve"> inactive then succeed a </w:t>
       </w:r>
       <w:r>
         <w:rPr>
@@ -423,7 +435,18 @@
       </w:r>
       <w:r>
         <w:rPr/>
-        <w:t xml:space="preserve"> roll when searching, dealing with traps and picking locks. Starting at level 2, Rogues are able to use scrolls or wands with a proficiency of </w:t>
+        <w:t xml:space="preserve"> roll when searching and picking locks, and +</w:t>
+      </w:r>
+      <w:r>
+        <w:rPr>
+          <w:i/>
+          <w:iCs/>
+        </w:rPr>
+        <w:t>2</w:t>
+      </w:r>
+      <w:r>
+        <w:rPr/>
+        <w:t xml:space="preserve"> when dealing with traps . Starting at level 2, Rogues are able to use scrolls or wands with a proficiency of </w:t>
       </w:r>
       <w:r>
         <w:rPr>
@@ -456,7 +479,21 @@
           <w:i/>
           <w:iCs/>
         </w:rPr>
+        <w:t>(</w:t>
+      </w:r>
+      <w:r>
+        <w:rPr>
+          <w:i/>
+          <w:iCs/>
+        </w:rPr>
         <w:t>monster_hp_dice-level</w:t>
+      </w:r>
+      <w:r>
+        <w:rPr>
+          <w:i/>
+          <w:iCs/>
+        </w:rPr>
+        <w:t>)</w:t>
       </w:r>
       <w:r>
         <w:rPr/>
